--- a/labsession-04/WAD_Exercise_4_Solution.docx
+++ b/labsession-04/WAD_Exercise_4_Solution.docx
@@ -242,7 +242,7 @@
           <w:szCs w:val="22"/>
           <w:lang w:val="en-US"/>
         </w:rPr>
-        <w:t>Ssn, Fname, Minit, Lname, Bdate, Name, Address, Salary, Sex</w:t>
+        <w:t>Ssn, Fname, Minit, Lname, Bdate, Address, Salary, Sex</w:t>
       </w:r>
     </w:p>
     <w:p>
@@ -349,7 +349,7 @@
         </w:numPr>
         <w:spacing w:after="0"/>
         <w:rPr>
-          <w:rFonts w:ascii="Times New Roman" w:hAnsi="Times New Roman" w:cs="Times New Roman"/>
+          <w:rFonts w:ascii="Consolas" w:hAnsi="Consolas" w:cs="Consolas"/>
           <w:sz w:val="22"/>
           <w:szCs w:val="22"/>
           <w:lang w:val="en-US"/>
@@ -372,11 +372,19 @@
           <w:lang w:val="en-US"/>
         </w:rPr>
         <w:br/>
+      </w:r>
+      <w:r>
+        <w:rPr>
+          <w:rFonts w:ascii="Consolas" w:hAnsi="Consolas" w:cs="Consolas"/>
+          <w:sz w:val="22"/>
+          <w:szCs w:val="22"/>
+          <w:lang w:val="en-US"/>
+        </w:rPr>
         <w:t xml:space="preserve">Name, </w:t>
       </w:r>
       <w:r>
         <w:rPr>
-          <w:rFonts w:ascii="Times New Roman" w:hAnsi="Times New Roman" w:cs="Times New Roman"/>
+          <w:rFonts w:ascii="Consolas" w:hAnsi="Consolas" w:cs="Consolas"/>
           <w:sz w:val="22"/>
           <w:szCs w:val="22"/>
           <w:lang w:val="en-US"/>
@@ -402,12 +410,151 @@
       <w:r>
         <w:rPr>
           <w:rFonts w:ascii="Times New Roman" w:hAnsi="Times New Roman" w:cs="Times New Roman"/>
+          <w:noProof/>
+          <w:sz w:val="22"/>
+          <w:szCs w:val="22"/>
+          <w:lang w:val="en-US"/>
+        </w:rPr>
+        <w:drawing>
+          <wp:anchor distT="0" distB="0" distL="114300" distR="114300" simplePos="0" relativeHeight="251661312" behindDoc="0" locked="0" layoutInCell="1" allowOverlap="1" wp14:anchorId="192E8174" wp14:editId="67875A41">
+            <wp:simplePos x="0" y="0"/>
+            <wp:positionH relativeFrom="column">
+              <wp:posOffset>3278181</wp:posOffset>
+            </wp:positionH>
+            <wp:positionV relativeFrom="paragraph">
+              <wp:posOffset>4980808</wp:posOffset>
+            </wp:positionV>
+            <wp:extent cx="3207683" cy="582930"/>
+            <wp:effectExtent l="0" t="0" r="5715" b="1270"/>
+            <wp:wrapNone/>
+            <wp:docPr id="1429548712" name="Picture 3" descr="A white diamond with black text&#10;&#10;AI-generated content may be incorrect."/>
+            <wp:cNvGraphicFramePr>
+              <a:graphicFrameLocks xmlns:a="http://schemas.openxmlformats.org/drawingml/2006/main" noChangeAspect="1"/>
+            </wp:cNvGraphicFramePr>
+            <a:graphic xmlns:a="http://schemas.openxmlformats.org/drawingml/2006/main">
+              <a:graphicData uri="http://schemas.openxmlformats.org/drawingml/2006/picture">
+                <pic:pic xmlns:pic="http://schemas.openxmlformats.org/drawingml/2006/picture">
+                  <pic:nvPicPr>
+                    <pic:cNvPr id="1429548712" name="Picture 3" descr="A white diamond with black text&#10;&#10;AI-generated content may be incorrect."/>
+                    <pic:cNvPicPr/>
+                  </pic:nvPicPr>
+                  <pic:blipFill>
+                    <a:blip r:embed="rId8" cstate="print">
+                      <a:extLst>
+                        <a:ext uri="{28A0092B-C50C-407E-A947-70E740481C1C}">
+                          <a14:useLocalDpi xmlns:a14="http://schemas.microsoft.com/office/drawing/2010/main" val="0"/>
+                        </a:ext>
+                      </a:extLst>
+                    </a:blip>
+                    <a:stretch>
+                      <a:fillRect/>
+                    </a:stretch>
+                  </pic:blipFill>
+                  <pic:spPr>
+                    <a:xfrm>
+                      <a:off x="0" y="0"/>
+                      <a:ext cx="3241180" cy="589017"/>
+                    </a:xfrm>
+                    <a:prstGeom prst="rect">
+                      <a:avLst/>
+                    </a:prstGeom>
+                  </pic:spPr>
+                </pic:pic>
+              </a:graphicData>
+            </a:graphic>
+            <wp14:sizeRelH relativeFrom="page">
+              <wp14:pctWidth>0</wp14:pctWidth>
+            </wp14:sizeRelH>
+            <wp14:sizeRelV relativeFrom="page">
+              <wp14:pctHeight>0</wp14:pctHeight>
+            </wp14:sizeRelV>
+          </wp:anchor>
+        </w:drawing>
+      </w:r>
+      <w:r>
+        <w:rPr>
+          <w:rFonts w:ascii="Times New Roman" w:hAnsi="Times New Roman" w:cs="Times New Roman"/>
+          <w:noProof/>
+          <w:sz w:val="22"/>
+          <w:szCs w:val="22"/>
+          <w:lang w:val="en-US"/>
+        </w:rPr>
+        <w:drawing>
+          <wp:anchor distT="0" distB="0" distL="114300" distR="114300" simplePos="0" relativeHeight="251660288" behindDoc="0" locked="0" layoutInCell="1" allowOverlap="1" wp14:anchorId="2F04FEDF" wp14:editId="6AEEA62A">
+            <wp:simplePos x="0" y="0"/>
+            <wp:positionH relativeFrom="column">
+              <wp:posOffset>-76835</wp:posOffset>
+            </wp:positionH>
+            <wp:positionV relativeFrom="paragraph">
+              <wp:posOffset>289560</wp:posOffset>
+            </wp:positionV>
+            <wp:extent cx="5979160" cy="5528310"/>
+            <wp:effectExtent l="0" t="0" r="2540" b="0"/>
+            <wp:wrapSquare wrapText="bothSides"/>
+            <wp:docPr id="800813452" name="Picture 1"/>
+            <wp:cNvGraphicFramePr>
+              <a:graphicFrameLocks xmlns:a="http://schemas.openxmlformats.org/drawingml/2006/main" noChangeAspect="1"/>
+            </wp:cNvGraphicFramePr>
+            <a:graphic xmlns:a="http://schemas.openxmlformats.org/drawingml/2006/main">
+              <a:graphicData uri="http://schemas.openxmlformats.org/drawingml/2006/picture">
+                <pic:pic xmlns:pic="http://schemas.openxmlformats.org/drawingml/2006/picture">
+                  <pic:nvPicPr>
+                    <pic:cNvPr id="800813452" name="Picture 800813452"/>
+                    <pic:cNvPicPr/>
+                  </pic:nvPicPr>
+                  <pic:blipFill>
+                    <a:blip r:embed="rId9">
+                      <a:extLst>
+                        <a:ext uri="{28A0092B-C50C-407E-A947-70E740481C1C}">
+                          <a14:useLocalDpi xmlns:a14="http://schemas.microsoft.com/office/drawing/2010/main" val="0"/>
+                        </a:ext>
+                      </a:extLst>
+                    </a:blip>
+                    <a:stretch>
+                      <a:fillRect/>
+                    </a:stretch>
+                  </pic:blipFill>
+                  <pic:spPr>
+                    <a:xfrm>
+                      <a:off x="0" y="0"/>
+                      <a:ext cx="5979160" cy="5528310"/>
+                    </a:xfrm>
+                    <a:prstGeom prst="rect">
+                      <a:avLst/>
+                    </a:prstGeom>
+                  </pic:spPr>
+                </pic:pic>
+              </a:graphicData>
+            </a:graphic>
+            <wp14:sizeRelH relativeFrom="page">
+              <wp14:pctWidth>0</wp14:pctWidth>
+            </wp14:sizeRelH>
+            <wp14:sizeRelV relativeFrom="page">
+              <wp14:pctHeight>0</wp14:pctHeight>
+            </wp14:sizeRelV>
+          </wp:anchor>
+        </w:drawing>
+      </w:r>
+      <w:r>
+        <w:rPr>
+          <w:rFonts w:ascii="Times New Roman" w:hAnsi="Times New Roman" w:cs="Times New Roman"/>
           <w:sz w:val="22"/>
           <w:szCs w:val="22"/>
           <w:lang w:val="en-US"/>
         </w:rPr>
         <w:t>Relationships</w:t>
       </w:r>
+    </w:p>
+    <w:p>
+      <w:pPr>
+        <w:spacing w:after="0"/>
+        <w:rPr>
+          <w:rFonts w:ascii="Times New Roman" w:hAnsi="Times New Roman" w:cs="Times New Roman"/>
+          <w:sz w:val="22"/>
+          <w:szCs w:val="22"/>
+          <w:lang w:val="en-US"/>
+        </w:rPr>
+      </w:pPr>
     </w:p>
     <w:p>
       <w:pPr>
@@ -433,7 +580,7 @@
           <w:lang w:val="en-US"/>
         </w:rPr>
         <w:drawing>
-          <wp:anchor distT="0" distB="0" distL="114300" distR="114300" simplePos="0" relativeHeight="251658240" behindDoc="0" locked="0" layoutInCell="1" allowOverlap="1" wp14:anchorId="5AFE8B9B" wp14:editId="0ABB27FC">
+          <wp:anchor distT="0" distB="0" distL="114300" distR="114300" simplePos="0" relativeHeight="251658240" behindDoc="0" locked="0" layoutInCell="1" allowOverlap="1" wp14:anchorId="5AFE8B9B" wp14:editId="74D9EDDE">
             <wp:simplePos x="0" y="0"/>
             <wp:positionH relativeFrom="column">
               <wp:posOffset>-238657</wp:posOffset>
@@ -456,7 +603,7 @@
                     <pic:cNvPicPr/>
                   </pic:nvPicPr>
                   <pic:blipFill>
-                    <a:blip r:embed="rId8" cstate="print">
+                    <a:blip r:embed="rId10" cstate="print">
                       <a:extLst>
                         <a:ext uri="{28A0092B-C50C-407E-A947-70E740481C1C}">
                           <a14:useLocalDpi xmlns:a14="http://schemas.microsoft.com/office/drawing/2010/main" val="0"/>
@@ -501,6 +648,21 @@
     <w:p>
       <w:pPr>
         <w:pStyle w:val="ListParagraph"/>
+        <w:spacing w:after="0"/>
+        <w:ind w:left="360"/>
+        <w:rPr>
+          <w:rFonts w:ascii="Times New Roman" w:hAnsi="Times New Roman" w:cs="Times New Roman"/>
+          <w:b/>
+          <w:bCs/>
+          <w:sz w:val="21"/>
+          <w:szCs w:val="21"/>
+          <w:lang w:val="en-US"/>
+        </w:rPr>
+      </w:pPr>
+    </w:p>
+    <w:p>
+      <w:pPr>
+        <w:pStyle w:val="ListParagraph"/>
         <w:numPr>
           <w:ilvl w:val="0"/>
           <w:numId w:val="1"/>
@@ -524,13 +686,13 @@
         </w:rPr>
         <w:lastRenderedPageBreak/>
         <w:drawing>
-          <wp:anchor distT="0" distB="0" distL="114300" distR="114300" simplePos="0" relativeHeight="251659264" behindDoc="0" locked="0" layoutInCell="1" allowOverlap="1" wp14:anchorId="6198B83E" wp14:editId="0A8390ED">
+          <wp:anchor distT="0" distB="0" distL="114300" distR="114300" simplePos="0" relativeHeight="251659264" behindDoc="0" locked="0" layoutInCell="1" allowOverlap="1" wp14:anchorId="6198B83E" wp14:editId="01FEBB57">
             <wp:simplePos x="0" y="0"/>
             <wp:positionH relativeFrom="column">
-              <wp:posOffset>-361761</wp:posOffset>
+              <wp:posOffset>-290976</wp:posOffset>
             </wp:positionH>
             <wp:positionV relativeFrom="paragraph">
-              <wp:posOffset>191341</wp:posOffset>
+              <wp:posOffset>191135</wp:posOffset>
             </wp:positionV>
             <wp:extent cx="6631305" cy="4595495"/>
             <wp:effectExtent l="0" t="0" r="0" b="1905"/>
@@ -547,7 +709,7 @@
                     <pic:cNvPicPr/>
                   </pic:nvPicPr>
                   <pic:blipFill>
-                    <a:blip r:embed="rId9">
+                    <a:blip r:embed="rId11">
                       <a:extLst>
                         <a:ext uri="{28A0092B-C50C-407E-A947-70E740481C1C}">
                           <a14:useLocalDpi xmlns:a14="http://schemas.microsoft.com/office/drawing/2010/main" val="0"/>
@@ -636,8 +798,8 @@
       </w:r>
     </w:p>
     <w:sectPr>
-      <w:headerReference w:type="default" r:id="rId10"/>
-      <w:footerReference w:type="default" r:id="rId11"/>
+      <w:headerReference w:type="default" r:id="rId12"/>
+      <w:footerReference w:type="default" r:id="rId13"/>
       <w:pgSz w:w="11906" w:h="16838"/>
       <w:pgMar w:top="1134" w:right="1361" w:bottom="1134" w:left="1361" w:header="708" w:footer="708" w:gutter="0"/>
       <w:cols w:space="708"/>
